--- a/topic-00-assignments/unit-1/book-01assignment/archives/Reflection.docx
+++ b/topic-00-assignments/unit-1/book-01assignment/archives/Reflection.docx
@@ -3,202 +3,631 @@
 <w:document xmlns:wpc="http://schemas.microsoft.com/office/word/2010/wordprocessingCanvas" xmlns:cx="http://schemas.microsoft.com/office/drawing/2014/chartex" xmlns:cx1="http://schemas.microsoft.com/office/drawing/2015/9/8/chartex" xmlns:cx2="http://schemas.microsoft.com/office/drawing/2015/10/21/chartex" xmlns:cx3="http://schemas.microsoft.com/office/drawing/2016/5/9/chartex" xmlns:cx4="http://schemas.microsoft.com/office/drawing/2016/5/10/chartex" xmlns:cx5="http://schemas.microsoft.com/office/drawing/2016/5/11/chartex" xmlns:cx6="http://schemas.microsoft.com/office/drawing/2016/5/12/chartex" xmlns:cx7="http://schemas.microsoft.com/office/drawing/2016/5/13/chartex" xmlns:cx8="http://schemas.microsoft.com/office/drawing/2016/5/14/chartex" xmlns:mc="http://schemas.openxmlformats.org/markup-compatibility/2006" xmlns:aink="http://schemas.microsoft.com/office/drawing/2016/ink" xmlns:am3d="http://schemas.microsoft.com/office/drawing/2017/model3d" xmlns:o="urn:schemas-microsoft-com:office:office" xmlns:oel="http://schemas.microsoft.com/office/2019/extlst" xmlns:r="http://schemas.openxmlformats.org/officeDocument/2006/relationships" xmlns:m="http://schemas.openxmlformats.org/officeDocument/2006/math" xmlns:v="urn:schemas-microsoft-com:vml" xmlns:wp14="http://schemas.microsoft.com/office/word/2010/wordprocessingDrawing" xmlns:wp="http://schemas.openxmlformats.org/drawingml/2006/wordprocessingDrawing" xmlns:w10="urn:schemas-microsoft-com:office:word" xmlns:w="http://schemas.openxmlformats.org/wordprocessingml/2006/main" xmlns:w14="http://schemas.microsoft.com/office/word/2010/wordml" xmlns:w15="http://schemas.microsoft.com/office/word/2012/wordml" xmlns:w16cex="http://schemas.microsoft.com/office/word/2018/wordml/cex" xmlns:w16cid="http://schemas.microsoft.com/office/word/2016/wordml/cid" xmlns:w16="http://schemas.microsoft.com/office/word/2018/wordml" xmlns:w16du="http://schemas.microsoft.com/office/word/2023/wordml/word16du" xmlns:w16sdtdh="http://schemas.microsoft.com/office/word/2020/wordml/sdtdatahash" xmlns:w16sdtfl="http://schemas.microsoft.com/office/word/2024/wordml/sdtformatlock" xmlns:w16se="http://schemas.microsoft.com/office/word/2015/wordml/symex" xmlns:wpg="http://schemas.microsoft.com/office/word/2010/wordprocessingGroup" xmlns:wpi="http://schemas.microsoft.com/office/word/2010/wordprocessingInk" xmlns:wne="http://schemas.microsoft.com/office/word/2006/wordml" xmlns:wps="http://schemas.microsoft.com/office/word/2010/wordprocessingShape" mc:Ignorable="w14 w15 w16se w16cid w16 w16cex w16sdtdh w16sdtfl w16du wp14">
   <w:body>
     <w:p>
-      <w:pPr>
-        <w:rPr>
-          <w:b/>
-          <w:bCs/>
-          <w:sz w:val="96"/>
-          <w:szCs w:val="96"/>
-        </w:rPr>
-      </w:pPr>
-      <w:r>
-        <w:rPr>
-          <w:b/>
-          <w:bCs/>
-          <w:sz w:val="96"/>
-          <w:szCs w:val="96"/>
-        </w:rPr>
-        <w:t>Reflection</w:t>
-      </w:r>
-    </w:p>
-    <w:p>
-      <w:r>
-        <w:t xml:space="preserve">Complete this section </w:t>
-      </w:r>
-      <w:r>
-        <w:rPr>
-          <w:b/>
-          <w:bCs/>
-        </w:rPr>
-        <w:t>after you have finished and tested your program</w:t>
-      </w:r>
-      <w:r>
-        <w:t>.</w:t>
-      </w:r>
-    </w:p>
-    <w:p>
-      <w:r>
-        <w:t>You do not need to write a lot. A few sentences for each question is enough.</w:t>
+      <w:r>
+        <w:br/>
+      </w:r>
+      <w:r>
+        <w:rPr>
+          <w:b/>
+          <w:bCs/>
+        </w:rPr>
+        <w:t>ASSIGNMENT 1 - REFLECTION AND SELF-ASSESSMENT</w:t>
+      </w:r>
+      <w:r>
+        <w:rPr>
+          <w:b/>
+          <w:bCs/>
+        </w:rPr>
+        <w:br/>
+      </w:r>
+      <w:r>
+        <w:t>--------------------------------------------------</w:t>
+      </w:r>
+    </w:p>
+    <w:p>
+      <w:r>
+        <w:t>Name:</w:t>
       </w:r>
     </w:p>
     <w:p/>
+    <w:p>
+      <w:r>
+        <w:t>Student Number:</w:t>
+      </w:r>
+    </w:p>
     <w:p/>
     <w:p>
-      <w:pPr>
-        <w:rPr>
-          <w:b/>
-          <w:bCs/>
-        </w:rPr>
-      </w:pPr>
-      <w:r>
-        <w:rPr>
-          <w:b/>
-          <w:bCs/>
-        </w:rPr>
-        <w:t>1. Did your finished program follow your original design?</w:t>
-      </w:r>
-    </w:p>
-    <w:p>
-      <w:r>
-        <w:t>Did you change any of your original ideas or rules while developing the program? If so, briefly explain why.</w:t>
-      </w:r>
-    </w:p>
-    <w:p>
-      <w:r>
-        <w:t>....................................................................................</w:t>
-      </w:r>
-    </w:p>
-    <w:p>
-      <w:r>
-        <w:t>....................................................................................</w:t>
-      </w:r>
-    </w:p>
-    <w:p>
-      <w:pPr>
-        <w:rPr>
-          <w:b/>
-          <w:bCs/>
-        </w:rPr>
-      </w:pPr>
-    </w:p>
-    <w:p>
-      <w:pPr>
-        <w:rPr>
-          <w:b/>
-          <w:bCs/>
-        </w:rPr>
-      </w:pPr>
-      <w:r>
-        <w:rPr>
-          <w:b/>
-          <w:bCs/>
-        </w:rPr>
-        <w:t>2. What part of the assignment did you find most challenging?</w:t>
-      </w:r>
-    </w:p>
-    <w:p>
-      <w:r>
-        <w:t>For example, this might have been:</w:t>
+      <w:r>
+        <w:t>Application Name:</w:t>
+      </w:r>
+    </w:p>
+    <w:p/>
+    <w:p>
+      <w:pPr>
+        <w:rPr>
+          <w:b/>
+          <w:bCs/>
+        </w:rPr>
+      </w:pPr>
+      <w:r>
+        <w:rPr>
+          <w:b/>
+          <w:bCs/>
+        </w:rPr>
+        <w:br w:type="page"/>
+      </w:r>
+    </w:p>
+    <w:p>
+      <w:pPr>
+        <w:rPr>
+          <w:b/>
+          <w:bCs/>
+        </w:rPr>
+      </w:pPr>
+      <w:r>
+        <w:rPr>
+          <w:b/>
+          <w:bCs/>
+        </w:rPr>
+        <w:lastRenderedPageBreak/>
+        <w:t>SELF-ASSESSMENT</w:t>
+      </w:r>
+      <w:r>
+        <w:rPr>
+          <w:b/>
+          <w:bCs/>
+        </w:rPr>
+        <w:t xml:space="preserve"> </w:t>
+      </w:r>
+    </w:p>
+    <w:p>
+      <w:pPr>
+        <w:rPr>
+          <w:b/>
+          <w:bCs/>
+        </w:rPr>
+      </w:pPr>
+    </w:p>
+    <w:p>
+      <w:pPr>
+        <w:rPr>
+          <w:b/>
+          <w:bCs/>
+        </w:rPr>
+      </w:pPr>
+      <w:r>
+        <w:rPr>
+          <w:b/>
+          <w:bCs/>
+        </w:rPr>
+        <w:t xml:space="preserve">PART A - PROGRAM FUNCTIONALITY ( </w:t>
+      </w:r>
+      <w:r>
+        <w:rPr>
+          <w:b/>
+          <w:bCs/>
+        </w:rPr>
+        <w:t>??</w:t>
+      </w:r>
+      <w:r>
+        <w:rPr>
+          <w:b/>
+          <w:bCs/>
+        </w:rPr>
+        <w:t>/ 25)</w:t>
+      </w:r>
+    </w:p>
+    <w:p>
+      <w:r>
+        <w:t>Working interactive application</w:t>
+      </w:r>
+    </w:p>
+    <w:p>
+      <w:r>
+        <w:t>Appropriate user input</w:t>
+      </w:r>
+    </w:p>
+    <w:p>
+      <w:r>
+        <w:t>Meaningful results</w:t>
+      </w:r>
+    </w:p>
+    <w:p>
+      <w:r>
+        <w:t>Several possible outcomes</w:t>
+      </w:r>
+    </w:p>
+    <w:p>
+      <w:r>
+        <w:t>Personalised requirement implemented</w:t>
+      </w:r>
+    </w:p>
+    <w:p>
+      <w:r>
+        <w:t>Comments:</w:t>
+      </w:r>
+      <w:r>
+        <w:br/>
+        <w:t>Is there anything about the functionality of your program that you</w:t>
+      </w:r>
+      <w:r>
+        <w:t xml:space="preserve"> </w:t>
+      </w:r>
+      <w:r>
+        <w:t>would like the marker to know?</w:t>
+      </w:r>
+    </w:p>
+    <w:p/>
+    <w:p>
+      <w:pPr>
+        <w:rPr>
+          <w:b/>
+          <w:bCs/>
+        </w:rPr>
+      </w:pPr>
+      <w:r>
+        <w:rPr>
+          <w:b/>
+          <w:bCs/>
+        </w:rPr>
+        <w:t>PART B - SELECTION AND DECISION-MAKING (</w:t>
+      </w:r>
+      <w:r>
+        <w:rPr>
+          <w:b/>
+          <w:bCs/>
+        </w:rPr>
+        <w:t>??</w:t>
+      </w:r>
+      <w:r>
+        <w:rPr>
+          <w:b/>
+          <w:bCs/>
+        </w:rPr>
+        <w:t xml:space="preserve"> / 25)</w:t>
+      </w:r>
+    </w:p>
+    <w:p>
+      <w:r>
+        <w:t>Correct use of if</w:t>
+      </w:r>
+    </w:p>
+    <w:p>
+      <w:r>
+        <w:t>Correct use of if-else</w:t>
+      </w:r>
+    </w:p>
+    <w:p>
+      <w:r>
+        <w:t>Appropriate use of if-</w:t>
+      </w:r>
+      <w:proofErr w:type="spellStart"/>
+      <w:r>
+        <w:t>elif</w:t>
+      </w:r>
+      <w:proofErr w:type="spellEnd"/>
+      <w:r>
+        <w:t>-else</w:t>
+      </w:r>
+    </w:p>
+    <w:p>
+      <w:r>
+        <w:t>Compound Boolean expressions</w:t>
+      </w:r>
+    </w:p>
+    <w:p>
+      <w:r>
+        <w:t xml:space="preserve">Suitable use of and, or </w:t>
+      </w:r>
+      <w:proofErr w:type="spellStart"/>
+      <w:r>
+        <w:t>or</w:t>
+      </w:r>
+      <w:proofErr w:type="spellEnd"/>
+      <w:r>
+        <w:t xml:space="preserve"> not</w:t>
+      </w:r>
+    </w:p>
+    <w:p>
+      <w:r>
+        <w:t>Boundary values handled correctly</w:t>
+      </w:r>
+    </w:p>
+    <w:p>
+      <w:r>
+        <w:t>Meaningful decision-making</w:t>
+      </w:r>
+    </w:p>
+    <w:p>
+      <w:r>
+        <w:t>Comments:</w:t>
+      </w:r>
+      <w:r>
+        <w:br/>
+        <w:t>Is there anything about your decision-making or selection code that</w:t>
+      </w:r>
+      <w:r>
+        <w:t xml:space="preserve"> </w:t>
+      </w:r>
+      <w:r>
+        <w:t>you would like the marker to know?</w:t>
+      </w:r>
+    </w:p>
+    <w:p/>
+    <w:p>
+      <w:pPr>
+        <w:rPr>
+          <w:b/>
+          <w:bCs/>
+        </w:rPr>
+      </w:pPr>
+      <w:r>
+        <w:rPr>
+          <w:b/>
+          <w:bCs/>
+        </w:rPr>
+        <w:t>PART C - FUNCTIONS (</w:t>
+      </w:r>
+      <w:r>
+        <w:rPr>
+          <w:b/>
+          <w:bCs/>
+        </w:rPr>
+        <w:t>??</w:t>
+      </w:r>
+      <w:r>
+        <w:rPr>
+          <w:b/>
+          <w:bCs/>
+        </w:rPr>
+        <w:t xml:space="preserve"> / 20)</w:t>
+      </w:r>
+    </w:p>
+    <w:p>
+      <w:r>
+        <w:t>Program appropriately broken into functions</w:t>
+      </w:r>
+    </w:p>
+    <w:p>
+      <w:r>
+        <w:t>Meaningful function names</w:t>
+      </w:r>
+    </w:p>
+    <w:p>
+      <w:r>
+        <w:t>Appropriate use of parameters</w:t>
+      </w:r>
+    </w:p>
+    <w:p>
+      <w:r>
+        <w:t>Appropriate use of return values</w:t>
+      </w:r>
+    </w:p>
+    <w:p>
+      <w:r>
+        <w:lastRenderedPageBreak/>
+        <w:t>Unnecessary repetition avoided</w:t>
+      </w:r>
+    </w:p>
+    <w:p>
+      <w:r>
+        <w:t>Comments:</w:t>
+      </w:r>
+      <w:r>
+        <w:br/>
+        <w:t>Is there anything about your use of functions that you would like</w:t>
+      </w:r>
+      <w:r>
+        <w:t xml:space="preserve"> </w:t>
+      </w:r>
+      <w:r>
+        <w:t>the marker to know?</w:t>
+      </w:r>
+    </w:p>
+    <w:p/>
+    <w:p>
+      <w:pPr>
+        <w:rPr>
+          <w:b/>
+          <w:bCs/>
+        </w:rPr>
+      </w:pPr>
+      <w:r>
+        <w:rPr>
+          <w:b/>
+          <w:bCs/>
+        </w:rPr>
+        <w:t xml:space="preserve">PART D - DATA TYPES AND INPUT ( </w:t>
+      </w:r>
+      <w:r>
+        <w:rPr>
+          <w:b/>
+          <w:bCs/>
+        </w:rPr>
+        <w:t>??</w:t>
+      </w:r>
+      <w:r>
+        <w:rPr>
+          <w:b/>
+          <w:bCs/>
+        </w:rPr>
+        <w:t>/ 10)</w:t>
+      </w:r>
+    </w:p>
+    <w:p>
+      <w:r>
+        <w:t>Suitable variables</w:t>
+      </w:r>
+    </w:p>
+    <w:p>
+      <w:r>
+        <w:t>Suitable data types</w:t>
+      </w:r>
+    </w:p>
+    <w:p>
+      <w:r>
+        <w:t>Appropriate use of input()</w:t>
+      </w:r>
+    </w:p>
+    <w:p>
+      <w:r>
+        <w:t>Appropriate type conversion</w:t>
+      </w:r>
+    </w:p>
+    <w:p>
+      <w:r>
+        <w:t>Comments:</w:t>
+      </w:r>
+      <w:r>
+        <w:br/>
+        <w:t>Is there anything about your use of variables, data types or input</w:t>
+      </w:r>
+      <w:r>
+        <w:t xml:space="preserve"> </w:t>
+      </w:r>
+      <w:r>
+        <w:t>that you would like the marker to know?</w:t>
+      </w:r>
+    </w:p>
+    <w:p/>
+    <w:p>
+      <w:pPr>
+        <w:rPr>
+          <w:b/>
+          <w:bCs/>
+          <w:lang w:val="fr-FR"/>
+        </w:rPr>
+      </w:pPr>
+      <w:r>
+        <w:rPr>
+          <w:b/>
+          <w:bCs/>
+          <w:lang w:val="fr-FR"/>
+        </w:rPr>
+        <w:t>PART E - CODE QUALITY (</w:t>
+      </w:r>
+      <w:r>
+        <w:rPr>
+          <w:b/>
+          <w:bCs/>
+          <w:lang w:val="fr-FR"/>
+        </w:rPr>
+        <w:t> ??</w:t>
+      </w:r>
+      <w:r>
+        <w:rPr>
+          <w:b/>
+          <w:bCs/>
+          <w:lang w:val="fr-FR"/>
+        </w:rPr>
+        <w:t>/ 10)</w:t>
+      </w:r>
+    </w:p>
+    <w:p>
+      <w:pPr>
+        <w:rPr>
+          <w:lang w:val="fr-FR"/>
+        </w:rPr>
+      </w:pPr>
+      <w:proofErr w:type="spellStart"/>
+      <w:r>
+        <w:rPr>
+          <w:lang w:val="fr-FR"/>
+        </w:rPr>
+        <w:t>Readable</w:t>
+      </w:r>
+      <w:proofErr w:type="spellEnd"/>
+      <w:r>
+        <w:rPr>
+          <w:lang w:val="fr-FR"/>
+        </w:rPr>
+        <w:t xml:space="preserve"> code</w:t>
+      </w:r>
+    </w:p>
+    <w:p>
+      <w:r>
+        <w:t>Correct and consistent indentation</w:t>
+      </w:r>
+    </w:p>
+    <w:p>
+      <w:r>
+        <w:t>Meaningful variable and function names</w:t>
+      </w:r>
+    </w:p>
+    <w:p>
+      <w:r>
+        <w:t>Sensible organisation</w:t>
+      </w:r>
+    </w:p>
+    <w:p>
+      <w:r>
+        <w:t>Appropriate comments</w:t>
+      </w:r>
+    </w:p>
+    <w:p>
+      <w:r>
+        <w:t>Comments:</w:t>
+      </w:r>
+      <w:r>
+        <w:br/>
+        <w:t>Is there anything about the organisation or readability of your</w:t>
+      </w:r>
+      <w:r>
+        <w:t xml:space="preserve"> </w:t>
+      </w:r>
+      <w:r>
+        <w:t>code that you would like the marker to know?</w:t>
+      </w:r>
+    </w:p>
+    <w:p/>
+    <w:p>
+      <w:pPr>
+        <w:rPr>
+          <w:b/>
+          <w:bCs/>
+        </w:rPr>
+      </w:pPr>
+      <w:r>
+        <w:rPr>
+          <w:b/>
+          <w:bCs/>
+        </w:rPr>
+        <w:t xml:space="preserve">PART F - REFLECTION AND DESIGN DOCUMENTS ( </w:t>
+      </w:r>
+      <w:r>
+        <w:rPr>
+          <w:b/>
+          <w:bCs/>
+        </w:rPr>
+        <w:t>??</w:t>
+      </w:r>
+      <w:r>
+        <w:rPr>
+          <w:b/>
+          <w:bCs/>
+        </w:rPr>
+        <w:t>/ 10)</w:t>
+      </w:r>
+    </w:p>
+    <w:p>
+      <w:r>
+        <w:t>Your design and reflection will be assessed on:</w:t>
       </w:r>
     </w:p>
     <w:p>
       <w:pPr>
         <w:numPr>
           <w:ilvl w:val="0"/>
-          <w:numId w:val="1"/>
+          <w:numId w:val="2"/>
         </w:numPr>
       </w:pPr>
       <w:r>
-        <w:t>creating the decision rules</w:t>
+        <w:t>clarity</w:t>
       </w:r>
     </w:p>
     <w:p>
       <w:pPr>
         <w:numPr>
           <w:ilvl w:val="0"/>
-          <w:numId w:val="1"/>
+          <w:numId w:val="2"/>
         </w:numPr>
       </w:pPr>
       <w:r>
-        <w:t xml:space="preserve">using if, </w:t>
-      </w:r>
-      <w:proofErr w:type="spellStart"/>
-      <w:r>
-        <w:t>elif</w:t>
-      </w:r>
-      <w:proofErr w:type="spellEnd"/>
-      <w:r>
-        <w:t xml:space="preserve"> and else</w:t>
+        <w:t>conciseness</w:t>
       </w:r>
     </w:p>
     <w:p>
       <w:pPr>
         <w:numPr>
           <w:ilvl w:val="0"/>
-          <w:numId w:val="1"/>
+          <w:numId w:val="2"/>
         </w:numPr>
       </w:pPr>
       <w:r>
-        <w:t xml:space="preserve">combining conditions using and, or </w:t>
-      </w:r>
-      <w:proofErr w:type="spellStart"/>
-      <w:r>
-        <w:t>or</w:t>
-      </w:r>
-      <w:proofErr w:type="spellEnd"/>
-      <w:r>
-        <w:t xml:space="preserve"> not</w:t>
+        <w:t>quality of design</w:t>
       </w:r>
     </w:p>
     <w:p>
       <w:pPr>
         <w:numPr>
           <w:ilvl w:val="0"/>
-          <w:numId w:val="1"/>
+          <w:numId w:val="2"/>
         </w:numPr>
       </w:pPr>
       <w:r>
-        <w:t>writing functions</w:t>
+        <w:t>evidence of planning</w:t>
       </w:r>
     </w:p>
     <w:p>
       <w:pPr>
         <w:numPr>
           <w:ilvl w:val="0"/>
-          <w:numId w:val="1"/>
+          <w:numId w:val="2"/>
         </w:numPr>
       </w:pPr>
       <w:r>
-        <w:t>using parameters or return values</w:t>
+        <w:lastRenderedPageBreak/>
+        <w:t>thoughtfulness of reflection</w:t>
       </w:r>
     </w:p>
     <w:p>
       <w:pPr>
         <w:numPr>
           <w:ilvl w:val="0"/>
-          <w:numId w:val="1"/>
+          <w:numId w:val="2"/>
         </w:numPr>
       </w:pPr>
       <w:r>
-        <w:t>testing and fixing your program</w:t>
-      </w:r>
-    </w:p>
-    <w:p>
-      <w:r>
-        <w:t>....................................................................................</w:t>
-      </w:r>
-    </w:p>
-    <w:p>
-      <w:r>
-        <w:t>....................................................................................</w:t>
-      </w:r>
-    </w:p>
-    <w:p>
-      <w:pPr>
-        <w:rPr>
-          <w:b/>
-          <w:bCs/>
-        </w:rPr>
+        <w:t>evidence of learning</w:t>
+      </w:r>
+    </w:p>
+    <w:p>
+      <w:pPr>
+        <w:numPr>
+          <w:ilvl w:val="0"/>
+          <w:numId w:val="2"/>
+        </w:numPr>
+      </w:pPr>
+      <w:r>
+        <w:t>identification of challenges</w:t>
+      </w:r>
+    </w:p>
+    <w:p>
+      <w:pPr>
+        <w:numPr>
+          <w:ilvl w:val="0"/>
+          <w:numId w:val="2"/>
+        </w:numPr>
+      </w:pPr>
+      <w:r>
+        <w:t>testing considerations</w:t>
+      </w:r>
+    </w:p>
+    <w:p>
+      <w:pPr>
+        <w:numPr>
+          <w:ilvl w:val="0"/>
+          <w:numId w:val="2"/>
+        </w:numPr>
+      </w:pPr>
+      <w:r>
+        <w:t>appropriate use/declaration of resources and AI</w:t>
+      </w:r>
+    </w:p>
+    <w:p>
+      <w:pPr>
+        <w:numPr>
+          <w:ilvl w:val="0"/>
+          <w:numId w:val="2"/>
+        </w:numPr>
+      </w:pPr>
+      <w:r>
+        <w:t>overall completeness</w:t>
+      </w:r>
+    </w:p>
+    <w:p>
+      <w:pPr>
+        <w:ind w:left="720"/>
       </w:pPr>
     </w:p>
     <w:p>
@@ -229,98 +658,363 @@
           <w:bCs/>
         </w:rPr>
         <w:lastRenderedPageBreak/>
-        <w:t>3. What did you learn from completing this assignment?</w:t>
-      </w:r>
-    </w:p>
-    <w:p>
-      <w:r>
-        <w:t>Identify one or two things that you understand better now than you did before starting the assignment.</w:t>
-      </w:r>
-    </w:p>
-    <w:p>
-      <w:r>
-        <w:t>....................................................................................</w:t>
-      </w:r>
-    </w:p>
-    <w:p>
-      <w:r>
-        <w:t>....................................................................................</w:t>
-      </w:r>
-    </w:p>
-    <w:p>
-      <w:pPr>
-        <w:rPr>
-          <w:b/>
-          <w:bCs/>
-        </w:rPr>
-      </w:pPr>
-    </w:p>
-    <w:p>
-      <w:pPr>
-        <w:rPr>
-          <w:b/>
-          <w:bCs/>
-        </w:rPr>
-      </w:pPr>
-      <w:r>
-        <w:rPr>
-          <w:b/>
-          <w:bCs/>
-        </w:rPr>
-        <w:t>4. If you had more time, what would you improve?</w:t>
-      </w:r>
-    </w:p>
-    <w:p>
-      <w:r>
-        <w:t>Describe one change or additional feature you would make to your program.</w:t>
-      </w:r>
-    </w:p>
-    <w:p>
-      <w:r>
-        <w:t>....................................................................................</w:t>
-      </w:r>
-    </w:p>
-    <w:p>
-      <w:r>
-        <w:t>....................................................................................</w:t>
-      </w:r>
-    </w:p>
-    <w:p>
-      <w:pPr>
-        <w:rPr>
-          <w:b/>
-          <w:bCs/>
-        </w:rPr>
-      </w:pPr>
-    </w:p>
-    <w:p>
-      <w:pPr>
-        <w:rPr>
-          <w:b/>
-          <w:bCs/>
-        </w:rPr>
-      </w:pPr>
-      <w:r>
-        <w:rPr>
-          <w:b/>
-          <w:bCs/>
-        </w:rPr>
-        <w:t>5. Which part of your program are you most pleased with?</w:t>
-      </w:r>
-    </w:p>
-    <w:p>
-      <w:r>
-        <w:t>Briefly explain why.</w:t>
-      </w:r>
-    </w:p>
-    <w:p>
-      <w:r>
-        <w:t>....................................................................................</w:t>
-      </w:r>
-    </w:p>
-    <w:p>
-      <w:r>
-        <w:t>....................................................................................</w:t>
+        <w:t>REFLECTION</w:t>
+      </w:r>
+    </w:p>
+    <w:p>
+      <w:pPr>
+        <w:numPr>
+          <w:ilvl w:val="0"/>
+          <w:numId w:val="3"/>
+        </w:numPr>
+      </w:pPr>
+      <w:r>
+        <w:t>DEVELOPMENT</w:t>
+      </w:r>
+    </w:p>
+    <w:p>
+      <w:r>
+        <w:t>Briefly describe how you approached the assignment.</w:t>
+      </w:r>
+    </w:p>
+    <w:p>
+      <w:r>
+        <w:t>Did your program change from your original design? If so, what did</w:t>
+      </w:r>
+      <w:r>
+        <w:t xml:space="preserve"> </w:t>
+      </w:r>
+      <w:r>
+        <w:t>you change and why?</w:t>
+      </w:r>
+    </w:p>
+    <w:p/>
+    <w:p>
+      <w:pPr>
+        <w:numPr>
+          <w:ilvl w:val="0"/>
+          <w:numId w:val="4"/>
+        </w:numPr>
+      </w:pPr>
+      <w:r>
+        <w:t>CHALLENGES</w:t>
+      </w:r>
+    </w:p>
+    <w:p>
+      <w:r>
+        <w:t>What was the main difficulty you came across while developing your</w:t>
+      </w:r>
+      <w:r>
+        <w:t xml:space="preserve"> </w:t>
+      </w:r>
+      <w:r>
+        <w:t>program?</w:t>
+      </w:r>
+    </w:p>
+    <w:p>
+      <w:r>
+        <w:t>How did you solve it?</w:t>
+      </w:r>
+    </w:p>
+    <w:p/>
+    <w:p>
+      <w:pPr>
+        <w:numPr>
+          <w:ilvl w:val="0"/>
+          <w:numId w:val="5"/>
+        </w:numPr>
+      </w:pPr>
+      <w:r>
+        <w:t>TESTING AND BUGS</w:t>
+      </w:r>
+    </w:p>
+    <w:p>
+      <w:r>
+        <w:t>Describe one problem or bug that you discovered while testing your</w:t>
+      </w:r>
+      <w:r>
+        <w:t xml:space="preserve"> </w:t>
+      </w:r>
+      <w:r>
+        <w:t>program and how you fixed it.</w:t>
+      </w:r>
+    </w:p>
+    <w:p>
+      <w:r>
+        <w:t>Are there any bugs or unfinished parts remaining? If so, briefly</w:t>
+      </w:r>
+      <w:r>
+        <w:t xml:space="preserve"> </w:t>
+      </w:r>
+      <w:r>
+        <w:t>describe them.</w:t>
+      </w:r>
+    </w:p>
+    <w:p/>
+    <w:p>
+      <w:pPr>
+        <w:numPr>
+          <w:ilvl w:val="0"/>
+          <w:numId w:val="6"/>
+        </w:numPr>
+      </w:pPr>
+      <w:r>
+        <w:t>WHAT I LEARNED</w:t>
+      </w:r>
+    </w:p>
+    <w:p>
+      <w:r>
+        <w:t>What is one thing that you understand better now as a result of</w:t>
+      </w:r>
+      <w:r>
+        <w:t xml:space="preserve"> </w:t>
+      </w:r>
+      <w:r>
+        <w:t>completing this assignment?</w:t>
+      </w:r>
+    </w:p>
+    <w:p/>
+    <w:p>
+      <w:pPr>
+        <w:numPr>
+          <w:ilvl w:val="0"/>
+          <w:numId w:val="7"/>
+        </w:numPr>
+      </w:pPr>
+      <w:r>
+        <w:t>IF I HAD MORE TIME...</w:t>
+      </w:r>
+    </w:p>
+    <w:p>
+      <w:r>
+        <w:t>What is one thing you would improve, change or add to your program?</w:t>
+      </w:r>
+    </w:p>
+    <w:p/>
+    <w:p>
+      <w:pPr>
+        <w:rPr>
+          <w:b/>
+          <w:bCs/>
+        </w:rPr>
+      </w:pPr>
+      <w:r>
+        <w:rPr>
+          <w:b/>
+          <w:bCs/>
+        </w:rPr>
+        <w:t>RESOURCES AND AI USE</w:t>
+      </w:r>
+    </w:p>
+    <w:p>
+      <w:r>
+        <w:t>You must list any resources or assistance used while developing your</w:t>
+      </w:r>
+      <w:r>
+        <w:t xml:space="preserve"> </w:t>
+      </w:r>
+      <w:r>
+        <w:t>assignment.</w:t>
+      </w:r>
+    </w:p>
+    <w:p>
+      <w:r>
+        <w:t>This may include:</w:t>
+      </w:r>
+    </w:p>
+    <w:p>
+      <w:pPr>
+        <w:numPr>
+          <w:ilvl w:val="0"/>
+          <w:numId w:val="8"/>
+        </w:numPr>
+      </w:pPr>
+      <w:r>
+        <w:t>module notes or class examples</w:t>
+      </w:r>
+    </w:p>
+    <w:p>
+      <w:pPr>
+        <w:numPr>
+          <w:ilvl w:val="0"/>
+          <w:numId w:val="8"/>
+        </w:numPr>
+      </w:pPr>
+      <w:r>
+        <w:t>websites</w:t>
+      </w:r>
+    </w:p>
+    <w:p>
+      <w:pPr>
+        <w:numPr>
+          <w:ilvl w:val="0"/>
+          <w:numId w:val="8"/>
+        </w:numPr>
+      </w:pPr>
+      <w:r>
+        <w:t>books or videos</w:t>
+      </w:r>
+    </w:p>
+    <w:p>
+      <w:pPr>
+        <w:numPr>
+          <w:ilvl w:val="0"/>
+          <w:numId w:val="8"/>
+        </w:numPr>
+      </w:pPr>
+      <w:r>
+        <w:t>help from another person</w:t>
+      </w:r>
+    </w:p>
+    <w:p>
+      <w:pPr>
+        <w:numPr>
+          <w:ilvl w:val="0"/>
+          <w:numId w:val="8"/>
+        </w:numPr>
+      </w:pPr>
+      <w:r>
+        <w:t>AI tools such as ChatGPT, Copilot or another AI assistant</w:t>
+      </w:r>
+    </w:p>
+    <w:p>
+      <w:r>
+        <w:lastRenderedPageBreak/>
+        <w:t>Resources used:</w:t>
+      </w:r>
+    </w:p>
+    <w:p>
+      <w:pPr>
+        <w:numPr>
+          <w:ilvl w:val="0"/>
+          <w:numId w:val="9"/>
+        </w:numPr>
+      </w:pPr>
+    </w:p>
+    <w:p>
+      <w:pPr>
+        <w:numPr>
+          <w:ilvl w:val="0"/>
+          <w:numId w:val="9"/>
+        </w:numPr>
+      </w:pPr>
+    </w:p>
+    <w:p>
+      <w:pPr>
+        <w:numPr>
+          <w:ilvl w:val="0"/>
+          <w:numId w:val="9"/>
+        </w:numPr>
+      </w:pPr>
+    </w:p>
+    <w:p>
+      <w:r>
+        <w:t>Did you use an AI tool while working on this assignment?</w:t>
+      </w:r>
+    </w:p>
+    <w:p>
+      <w:r>
+        <w:t>YES / NO</w:t>
+      </w:r>
+    </w:p>
+    <w:p>
+      <w:r>
+        <w:t>If YES:</w:t>
+      </w:r>
+    </w:p>
+    <w:p>
+      <w:r>
+        <w:t>AI tool(s) used:</w:t>
+      </w:r>
+    </w:p>
+    <w:p>
+      <w:r>
+        <w:t>Briefly explain what you used the AI tool for:</w:t>
+      </w:r>
+    </w:p>
+    <w:p>
+      <w:r>
+        <w:t>Give one example of something you learned, fixed or changed as a</w:t>
+      </w:r>
+      <w:r>
+        <w:t xml:space="preserve"> </w:t>
+      </w:r>
+      <w:r>
+        <w:t>result of using the AI tool:</w:t>
+      </w:r>
+    </w:p>
+    <w:p/>
+    <w:p>
+      <w:pPr>
+        <w:rPr>
+          <w:b/>
+          <w:bCs/>
+        </w:rPr>
+      </w:pPr>
+      <w:r>
+        <w:rPr>
+          <w:b/>
+          <w:bCs/>
+        </w:rPr>
+        <w:t>STUDENT DECLARATION</w:t>
+      </w:r>
+    </w:p>
+    <w:p>
+      <w:r>
+        <w:t>I confirm that this submission represents my own work and</w:t>
+      </w:r>
+      <w:r>
+        <w:t xml:space="preserve"> </w:t>
+      </w:r>
+      <w:r>
+        <w:t>understanding, apart from the resources and assistance identified</w:t>
+      </w:r>
+      <w:r>
+        <w:t xml:space="preserve"> </w:t>
+      </w:r>
+      <w:r>
+        <w:t>above.</w:t>
+      </w:r>
+    </w:p>
+    <w:p>
+      <w:r>
+        <w:t>I understand the code that I have submitted and can explain my</w:t>
+      </w:r>
+      <w:r>
+        <w:t xml:space="preserve"> </w:t>
+      </w:r>
+      <w:r>
+        <w:t>design, decision rules, functions and testing.</w:t>
+      </w:r>
+    </w:p>
+    <w:p>
+      <w:r>
+        <w:t>I understand that I may be asked to attend an interview to discuss</w:t>
+      </w:r>
+      <w:r>
+        <w:t xml:space="preserve"> </w:t>
+      </w:r>
+      <w:r>
+        <w:t>my submission and may be asked to explain or make a small change to</w:t>
+      </w:r>
+      <w:r>
+        <w:t xml:space="preserve"> </w:t>
+      </w:r>
+      <w:r>
+        <w:t>my program.</w:t>
+      </w:r>
+    </w:p>
+    <w:p>
+      <w:r>
+        <w:t>Name:</w:t>
+      </w:r>
+    </w:p>
+    <w:p>
+      <w:r>
+        <w:t>Date:</w:t>
+      </w:r>
+      <w:r>
+        <w:br/>
       </w:r>
     </w:p>
     <w:p/>
@@ -337,6 +1031,232 @@
 <file path=word/numbering.xml><?xml version="1.0" encoding="utf-8"?>
 <w:numbering xmlns:wpc="http://schemas.microsoft.com/office/word/2010/wordprocessingCanvas" xmlns:cx="http://schemas.microsoft.com/office/drawing/2014/chartex" xmlns:cx1="http://schemas.microsoft.com/office/drawing/2015/9/8/chartex" xmlns:cx2="http://schemas.microsoft.com/office/drawing/2015/10/21/chartex" xmlns:cx3="http://schemas.microsoft.com/office/drawing/2016/5/9/chartex" xmlns:cx4="http://schemas.microsoft.com/office/drawing/2016/5/10/chartex" xmlns:cx5="http://schemas.microsoft.com/office/drawing/2016/5/11/chartex" xmlns:cx6="http://schemas.microsoft.com/office/drawing/2016/5/12/chartex" xmlns:cx7="http://schemas.microsoft.com/office/drawing/2016/5/13/chartex" xmlns:cx8="http://schemas.microsoft.com/office/drawing/2016/5/14/chartex" xmlns:mc="http://schemas.openxmlformats.org/markup-compatibility/2006" xmlns:aink="http://schemas.microsoft.com/office/drawing/2016/ink" xmlns:am3d="http://schemas.microsoft.com/office/drawing/2017/model3d" xmlns:o="urn:schemas-microsoft-com:office:office" xmlns:oel="http://schemas.microsoft.com/office/2019/extlst" xmlns:r="http://schemas.openxmlformats.org/officeDocument/2006/relationships" xmlns:m="http://schemas.openxmlformats.org/officeDocument/2006/math" xmlns:v="urn:schemas-microsoft-com:vml" xmlns:wp14="http://schemas.microsoft.com/office/word/2010/wordprocessingDrawing" xmlns:wp="http://schemas.openxmlformats.org/drawingml/2006/wordprocessingDrawing" xmlns:w10="urn:schemas-microsoft-com:office:word" xmlns:w="http://schemas.openxmlformats.org/wordprocessingml/2006/main" xmlns:w14="http://schemas.microsoft.com/office/word/2010/wordml" xmlns:w15="http://schemas.microsoft.com/office/word/2012/wordml" xmlns:w16cex="http://schemas.microsoft.com/office/word/2018/wordml/cex" xmlns:w16cid="http://schemas.microsoft.com/office/word/2016/wordml/cid" xmlns:w16="http://schemas.microsoft.com/office/word/2018/wordml" xmlns:w16du="http://schemas.microsoft.com/office/word/2023/wordml/word16du" xmlns:w16sdtdh="http://schemas.microsoft.com/office/word/2020/wordml/sdtdatahash" xmlns:w16sdtfl="http://schemas.microsoft.com/office/word/2024/wordml/sdtformatlock" xmlns:w16se="http://schemas.microsoft.com/office/word/2015/wordml/symex" xmlns:wpg="http://schemas.microsoft.com/office/word/2010/wordprocessingGroup" xmlns:wpi="http://schemas.microsoft.com/office/word/2010/wordprocessingInk" xmlns:wne="http://schemas.microsoft.com/office/word/2006/wordml" xmlns:wps="http://schemas.microsoft.com/office/word/2010/wordprocessingShape" mc:Ignorable="w14 w15 w16se w16cid w16 w16cex w16sdtdh w16sdtfl w16du wp14">
   <w:abstractNum w:abstractNumId="0" w15:restartNumberingAfterBreak="0">
+    <w:nsid w:val="0A8B1963"/>
+    <w:multiLevelType w:val="multilevel"/>
+    <w:tmpl w:val="237CD96A"/>
+    <w:lvl w:ilvl="0">
+      <w:start w:val="3"/>
+      <w:numFmt w:val="decimal"/>
+      <w:lvlText w:val="%1."/>
+      <w:lvlJc w:val="left"/>
+      <w:pPr>
+        <w:tabs>
+          <w:tab w:val="num" w:pos="720"/>
+        </w:tabs>
+        <w:ind w:left="720" w:hanging="360"/>
+      </w:pPr>
+    </w:lvl>
+    <w:lvl w:ilvl="1" w:tentative="1">
+      <w:start w:val="1"/>
+      <w:numFmt w:val="decimal"/>
+      <w:lvlText w:val="%2."/>
+      <w:lvlJc w:val="left"/>
+      <w:pPr>
+        <w:tabs>
+          <w:tab w:val="num" w:pos="1440"/>
+        </w:tabs>
+        <w:ind w:left="1440" w:hanging="360"/>
+      </w:pPr>
+    </w:lvl>
+    <w:lvl w:ilvl="2" w:tentative="1">
+      <w:start w:val="1"/>
+      <w:numFmt w:val="decimal"/>
+      <w:lvlText w:val="%3."/>
+      <w:lvlJc w:val="left"/>
+      <w:pPr>
+        <w:tabs>
+          <w:tab w:val="num" w:pos="2160"/>
+        </w:tabs>
+        <w:ind w:left="2160" w:hanging="360"/>
+      </w:pPr>
+    </w:lvl>
+    <w:lvl w:ilvl="3" w:tentative="1">
+      <w:start w:val="1"/>
+      <w:numFmt w:val="decimal"/>
+      <w:lvlText w:val="%4."/>
+      <w:lvlJc w:val="left"/>
+      <w:pPr>
+        <w:tabs>
+          <w:tab w:val="num" w:pos="2880"/>
+        </w:tabs>
+        <w:ind w:left="2880" w:hanging="360"/>
+      </w:pPr>
+    </w:lvl>
+    <w:lvl w:ilvl="4" w:tentative="1">
+      <w:start w:val="1"/>
+      <w:numFmt w:val="decimal"/>
+      <w:lvlText w:val="%5."/>
+      <w:lvlJc w:val="left"/>
+      <w:pPr>
+        <w:tabs>
+          <w:tab w:val="num" w:pos="3600"/>
+        </w:tabs>
+        <w:ind w:left="3600" w:hanging="360"/>
+      </w:pPr>
+    </w:lvl>
+    <w:lvl w:ilvl="5" w:tentative="1">
+      <w:start w:val="1"/>
+      <w:numFmt w:val="decimal"/>
+      <w:lvlText w:val="%6."/>
+      <w:lvlJc w:val="left"/>
+      <w:pPr>
+        <w:tabs>
+          <w:tab w:val="num" w:pos="4320"/>
+        </w:tabs>
+        <w:ind w:left="4320" w:hanging="360"/>
+      </w:pPr>
+    </w:lvl>
+    <w:lvl w:ilvl="6" w:tentative="1">
+      <w:start w:val="1"/>
+      <w:numFmt w:val="decimal"/>
+      <w:lvlText w:val="%7."/>
+      <w:lvlJc w:val="left"/>
+      <w:pPr>
+        <w:tabs>
+          <w:tab w:val="num" w:pos="5040"/>
+        </w:tabs>
+        <w:ind w:left="5040" w:hanging="360"/>
+      </w:pPr>
+    </w:lvl>
+    <w:lvl w:ilvl="7" w:tentative="1">
+      <w:start w:val="1"/>
+      <w:numFmt w:val="decimal"/>
+      <w:lvlText w:val="%8."/>
+      <w:lvlJc w:val="left"/>
+      <w:pPr>
+        <w:tabs>
+          <w:tab w:val="num" w:pos="5760"/>
+        </w:tabs>
+        <w:ind w:left="5760" w:hanging="360"/>
+      </w:pPr>
+    </w:lvl>
+    <w:lvl w:ilvl="8" w:tentative="1">
+      <w:start w:val="1"/>
+      <w:numFmt w:val="decimal"/>
+      <w:lvlText w:val="%9."/>
+      <w:lvlJc w:val="left"/>
+      <w:pPr>
+        <w:tabs>
+          <w:tab w:val="num" w:pos="6480"/>
+        </w:tabs>
+        <w:ind w:left="6480" w:hanging="360"/>
+      </w:pPr>
+    </w:lvl>
+  </w:abstractNum>
+  <w:abstractNum w:abstractNumId="1" w15:restartNumberingAfterBreak="0">
+    <w:nsid w:val="28092B29"/>
+    <w:multiLevelType w:val="multilevel"/>
+    <w:tmpl w:val="002271F6"/>
+    <w:lvl w:ilvl="0">
+      <w:start w:val="1"/>
+      <w:numFmt w:val="decimal"/>
+      <w:lvlText w:val="%1."/>
+      <w:lvlJc w:val="left"/>
+      <w:pPr>
+        <w:tabs>
+          <w:tab w:val="num" w:pos="720"/>
+        </w:tabs>
+        <w:ind w:left="720" w:hanging="360"/>
+      </w:pPr>
+    </w:lvl>
+    <w:lvl w:ilvl="1" w:tentative="1">
+      <w:start w:val="1"/>
+      <w:numFmt w:val="decimal"/>
+      <w:lvlText w:val="%2."/>
+      <w:lvlJc w:val="left"/>
+      <w:pPr>
+        <w:tabs>
+          <w:tab w:val="num" w:pos="1440"/>
+        </w:tabs>
+        <w:ind w:left="1440" w:hanging="360"/>
+      </w:pPr>
+    </w:lvl>
+    <w:lvl w:ilvl="2" w:tentative="1">
+      <w:start w:val="1"/>
+      <w:numFmt w:val="decimal"/>
+      <w:lvlText w:val="%3."/>
+      <w:lvlJc w:val="left"/>
+      <w:pPr>
+        <w:tabs>
+          <w:tab w:val="num" w:pos="2160"/>
+        </w:tabs>
+        <w:ind w:left="2160" w:hanging="360"/>
+      </w:pPr>
+    </w:lvl>
+    <w:lvl w:ilvl="3" w:tentative="1">
+      <w:start w:val="1"/>
+      <w:numFmt w:val="decimal"/>
+      <w:lvlText w:val="%4."/>
+      <w:lvlJc w:val="left"/>
+      <w:pPr>
+        <w:tabs>
+          <w:tab w:val="num" w:pos="2880"/>
+        </w:tabs>
+        <w:ind w:left="2880" w:hanging="360"/>
+      </w:pPr>
+    </w:lvl>
+    <w:lvl w:ilvl="4" w:tentative="1">
+      <w:start w:val="1"/>
+      <w:numFmt w:val="decimal"/>
+      <w:lvlText w:val="%5."/>
+      <w:lvlJc w:val="left"/>
+      <w:pPr>
+        <w:tabs>
+          <w:tab w:val="num" w:pos="3600"/>
+        </w:tabs>
+        <w:ind w:left="3600" w:hanging="360"/>
+      </w:pPr>
+    </w:lvl>
+    <w:lvl w:ilvl="5" w:tentative="1">
+      <w:start w:val="1"/>
+      <w:numFmt w:val="decimal"/>
+      <w:lvlText w:val="%6."/>
+      <w:lvlJc w:val="left"/>
+      <w:pPr>
+        <w:tabs>
+          <w:tab w:val="num" w:pos="4320"/>
+        </w:tabs>
+        <w:ind w:left="4320" w:hanging="360"/>
+      </w:pPr>
+    </w:lvl>
+    <w:lvl w:ilvl="6" w:tentative="1">
+      <w:start w:val="1"/>
+      <w:numFmt w:val="decimal"/>
+      <w:lvlText w:val="%7."/>
+      <w:lvlJc w:val="left"/>
+      <w:pPr>
+        <w:tabs>
+          <w:tab w:val="num" w:pos="5040"/>
+        </w:tabs>
+        <w:ind w:left="5040" w:hanging="360"/>
+      </w:pPr>
+    </w:lvl>
+    <w:lvl w:ilvl="7" w:tentative="1">
+      <w:start w:val="1"/>
+      <w:numFmt w:val="decimal"/>
+      <w:lvlText w:val="%8."/>
+      <w:lvlJc w:val="left"/>
+      <w:pPr>
+        <w:tabs>
+          <w:tab w:val="num" w:pos="5760"/>
+        </w:tabs>
+        <w:ind w:left="5760" w:hanging="360"/>
+      </w:pPr>
+    </w:lvl>
+    <w:lvl w:ilvl="8" w:tentative="1">
+      <w:start w:val="1"/>
+      <w:numFmt w:val="decimal"/>
+      <w:lvlText w:val="%9."/>
+      <w:lvlJc w:val="left"/>
+      <w:pPr>
+        <w:tabs>
+          <w:tab w:val="num" w:pos="6480"/>
+        </w:tabs>
+        <w:ind w:left="6480" w:hanging="360"/>
+      </w:pPr>
+    </w:lvl>
+  </w:abstractNum>
+  <w:abstractNum w:abstractNumId="2" w15:restartNumberingAfterBreak="0">
     <w:nsid w:val="290844EE"/>
     <w:multiLevelType w:val="multilevel"/>
     <w:tmpl w:val="4BEAB0F8"/>
@@ -485,8 +1405,782 @@
       </w:rPr>
     </w:lvl>
   </w:abstractNum>
+  <w:abstractNum w:abstractNumId="3" w15:restartNumberingAfterBreak="0">
+    <w:nsid w:val="306715E5"/>
+    <w:multiLevelType w:val="multilevel"/>
+    <w:tmpl w:val="48428E68"/>
+    <w:lvl w:ilvl="0">
+      <w:start w:val="1"/>
+      <w:numFmt w:val="bullet"/>
+      <w:lvlText w:val=""/>
+      <w:lvlJc w:val="left"/>
+      <w:pPr>
+        <w:tabs>
+          <w:tab w:val="num" w:pos="720"/>
+        </w:tabs>
+        <w:ind w:left="720" w:hanging="360"/>
+      </w:pPr>
+      <w:rPr>
+        <w:rFonts w:ascii="Symbol" w:hAnsi="Symbol" w:hint="default"/>
+        <w:sz w:val="20"/>
+      </w:rPr>
+    </w:lvl>
+    <w:lvl w:ilvl="1" w:tentative="1">
+      <w:start w:val="1"/>
+      <w:numFmt w:val="bullet"/>
+      <w:lvlText w:val="o"/>
+      <w:lvlJc w:val="left"/>
+      <w:pPr>
+        <w:tabs>
+          <w:tab w:val="num" w:pos="1440"/>
+        </w:tabs>
+        <w:ind w:left="1440" w:hanging="360"/>
+      </w:pPr>
+      <w:rPr>
+        <w:rFonts w:ascii="Courier New" w:hAnsi="Courier New" w:hint="default"/>
+        <w:sz w:val="20"/>
+      </w:rPr>
+    </w:lvl>
+    <w:lvl w:ilvl="2" w:tentative="1">
+      <w:start w:val="1"/>
+      <w:numFmt w:val="bullet"/>
+      <w:lvlText w:val=""/>
+      <w:lvlJc w:val="left"/>
+      <w:pPr>
+        <w:tabs>
+          <w:tab w:val="num" w:pos="2160"/>
+        </w:tabs>
+        <w:ind w:left="2160" w:hanging="360"/>
+      </w:pPr>
+      <w:rPr>
+        <w:rFonts w:ascii="Wingdings" w:hAnsi="Wingdings" w:hint="default"/>
+        <w:sz w:val="20"/>
+      </w:rPr>
+    </w:lvl>
+    <w:lvl w:ilvl="3" w:tentative="1">
+      <w:start w:val="1"/>
+      <w:numFmt w:val="bullet"/>
+      <w:lvlText w:val=""/>
+      <w:lvlJc w:val="left"/>
+      <w:pPr>
+        <w:tabs>
+          <w:tab w:val="num" w:pos="2880"/>
+        </w:tabs>
+        <w:ind w:left="2880" w:hanging="360"/>
+      </w:pPr>
+      <w:rPr>
+        <w:rFonts w:ascii="Wingdings" w:hAnsi="Wingdings" w:hint="default"/>
+        <w:sz w:val="20"/>
+      </w:rPr>
+    </w:lvl>
+    <w:lvl w:ilvl="4" w:tentative="1">
+      <w:start w:val="1"/>
+      <w:numFmt w:val="bullet"/>
+      <w:lvlText w:val=""/>
+      <w:lvlJc w:val="left"/>
+      <w:pPr>
+        <w:tabs>
+          <w:tab w:val="num" w:pos="3600"/>
+        </w:tabs>
+        <w:ind w:left="3600" w:hanging="360"/>
+      </w:pPr>
+      <w:rPr>
+        <w:rFonts w:ascii="Wingdings" w:hAnsi="Wingdings" w:hint="default"/>
+        <w:sz w:val="20"/>
+      </w:rPr>
+    </w:lvl>
+    <w:lvl w:ilvl="5" w:tentative="1">
+      <w:start w:val="1"/>
+      <w:numFmt w:val="bullet"/>
+      <w:lvlText w:val=""/>
+      <w:lvlJc w:val="left"/>
+      <w:pPr>
+        <w:tabs>
+          <w:tab w:val="num" w:pos="4320"/>
+        </w:tabs>
+        <w:ind w:left="4320" w:hanging="360"/>
+      </w:pPr>
+      <w:rPr>
+        <w:rFonts w:ascii="Wingdings" w:hAnsi="Wingdings" w:hint="default"/>
+        <w:sz w:val="20"/>
+      </w:rPr>
+    </w:lvl>
+    <w:lvl w:ilvl="6" w:tentative="1">
+      <w:start w:val="1"/>
+      <w:numFmt w:val="bullet"/>
+      <w:lvlText w:val=""/>
+      <w:lvlJc w:val="left"/>
+      <w:pPr>
+        <w:tabs>
+          <w:tab w:val="num" w:pos="5040"/>
+        </w:tabs>
+        <w:ind w:left="5040" w:hanging="360"/>
+      </w:pPr>
+      <w:rPr>
+        <w:rFonts w:ascii="Wingdings" w:hAnsi="Wingdings" w:hint="default"/>
+        <w:sz w:val="20"/>
+      </w:rPr>
+    </w:lvl>
+    <w:lvl w:ilvl="7" w:tentative="1">
+      <w:start w:val="1"/>
+      <w:numFmt w:val="bullet"/>
+      <w:lvlText w:val=""/>
+      <w:lvlJc w:val="left"/>
+      <w:pPr>
+        <w:tabs>
+          <w:tab w:val="num" w:pos="5760"/>
+        </w:tabs>
+        <w:ind w:left="5760" w:hanging="360"/>
+      </w:pPr>
+      <w:rPr>
+        <w:rFonts w:ascii="Wingdings" w:hAnsi="Wingdings" w:hint="default"/>
+        <w:sz w:val="20"/>
+      </w:rPr>
+    </w:lvl>
+    <w:lvl w:ilvl="8" w:tentative="1">
+      <w:start w:val="1"/>
+      <w:numFmt w:val="bullet"/>
+      <w:lvlText w:val=""/>
+      <w:lvlJc w:val="left"/>
+      <w:pPr>
+        <w:tabs>
+          <w:tab w:val="num" w:pos="6480"/>
+        </w:tabs>
+        <w:ind w:left="6480" w:hanging="360"/>
+      </w:pPr>
+      <w:rPr>
+        <w:rFonts w:ascii="Wingdings" w:hAnsi="Wingdings" w:hint="default"/>
+        <w:sz w:val="20"/>
+      </w:rPr>
+    </w:lvl>
+  </w:abstractNum>
+  <w:abstractNum w:abstractNumId="4" w15:restartNumberingAfterBreak="0">
+    <w:nsid w:val="37D94CDC"/>
+    <w:multiLevelType w:val="multilevel"/>
+    <w:tmpl w:val="D4DCBC64"/>
+    <w:lvl w:ilvl="0">
+      <w:start w:val="5"/>
+      <w:numFmt w:val="decimal"/>
+      <w:lvlText w:val="%1."/>
+      <w:lvlJc w:val="left"/>
+      <w:pPr>
+        <w:tabs>
+          <w:tab w:val="num" w:pos="720"/>
+        </w:tabs>
+        <w:ind w:left="720" w:hanging="360"/>
+      </w:pPr>
+    </w:lvl>
+    <w:lvl w:ilvl="1" w:tentative="1">
+      <w:start w:val="1"/>
+      <w:numFmt w:val="decimal"/>
+      <w:lvlText w:val="%2."/>
+      <w:lvlJc w:val="left"/>
+      <w:pPr>
+        <w:tabs>
+          <w:tab w:val="num" w:pos="1440"/>
+        </w:tabs>
+        <w:ind w:left="1440" w:hanging="360"/>
+      </w:pPr>
+    </w:lvl>
+    <w:lvl w:ilvl="2" w:tentative="1">
+      <w:start w:val="1"/>
+      <w:numFmt w:val="decimal"/>
+      <w:lvlText w:val="%3."/>
+      <w:lvlJc w:val="left"/>
+      <w:pPr>
+        <w:tabs>
+          <w:tab w:val="num" w:pos="2160"/>
+        </w:tabs>
+        <w:ind w:left="2160" w:hanging="360"/>
+      </w:pPr>
+    </w:lvl>
+    <w:lvl w:ilvl="3" w:tentative="1">
+      <w:start w:val="1"/>
+      <w:numFmt w:val="decimal"/>
+      <w:lvlText w:val="%4."/>
+      <w:lvlJc w:val="left"/>
+      <w:pPr>
+        <w:tabs>
+          <w:tab w:val="num" w:pos="2880"/>
+        </w:tabs>
+        <w:ind w:left="2880" w:hanging="360"/>
+      </w:pPr>
+    </w:lvl>
+    <w:lvl w:ilvl="4" w:tentative="1">
+      <w:start w:val="1"/>
+      <w:numFmt w:val="decimal"/>
+      <w:lvlText w:val="%5."/>
+      <w:lvlJc w:val="left"/>
+      <w:pPr>
+        <w:tabs>
+          <w:tab w:val="num" w:pos="3600"/>
+        </w:tabs>
+        <w:ind w:left="3600" w:hanging="360"/>
+      </w:pPr>
+    </w:lvl>
+    <w:lvl w:ilvl="5" w:tentative="1">
+      <w:start w:val="1"/>
+      <w:numFmt w:val="decimal"/>
+      <w:lvlText w:val="%6."/>
+      <w:lvlJc w:val="left"/>
+      <w:pPr>
+        <w:tabs>
+          <w:tab w:val="num" w:pos="4320"/>
+        </w:tabs>
+        <w:ind w:left="4320" w:hanging="360"/>
+      </w:pPr>
+    </w:lvl>
+    <w:lvl w:ilvl="6" w:tentative="1">
+      <w:start w:val="1"/>
+      <w:numFmt w:val="decimal"/>
+      <w:lvlText w:val="%7."/>
+      <w:lvlJc w:val="left"/>
+      <w:pPr>
+        <w:tabs>
+          <w:tab w:val="num" w:pos="5040"/>
+        </w:tabs>
+        <w:ind w:left="5040" w:hanging="360"/>
+      </w:pPr>
+    </w:lvl>
+    <w:lvl w:ilvl="7" w:tentative="1">
+      <w:start w:val="1"/>
+      <w:numFmt w:val="decimal"/>
+      <w:lvlText w:val="%8."/>
+      <w:lvlJc w:val="left"/>
+      <w:pPr>
+        <w:tabs>
+          <w:tab w:val="num" w:pos="5760"/>
+        </w:tabs>
+        <w:ind w:left="5760" w:hanging="360"/>
+      </w:pPr>
+    </w:lvl>
+    <w:lvl w:ilvl="8" w:tentative="1">
+      <w:start w:val="1"/>
+      <w:numFmt w:val="decimal"/>
+      <w:lvlText w:val="%9."/>
+      <w:lvlJc w:val="left"/>
+      <w:pPr>
+        <w:tabs>
+          <w:tab w:val="num" w:pos="6480"/>
+        </w:tabs>
+        <w:ind w:left="6480" w:hanging="360"/>
+      </w:pPr>
+    </w:lvl>
+  </w:abstractNum>
+  <w:abstractNum w:abstractNumId="5" w15:restartNumberingAfterBreak="0">
+    <w:nsid w:val="427D0A6A"/>
+    <w:multiLevelType w:val="multilevel"/>
+    <w:tmpl w:val="68286222"/>
+    <w:lvl w:ilvl="0">
+      <w:start w:val="1"/>
+      <w:numFmt w:val="bullet"/>
+      <w:lvlText w:val=""/>
+      <w:lvlJc w:val="left"/>
+      <w:pPr>
+        <w:tabs>
+          <w:tab w:val="num" w:pos="720"/>
+        </w:tabs>
+        <w:ind w:left="720" w:hanging="360"/>
+      </w:pPr>
+      <w:rPr>
+        <w:rFonts w:ascii="Symbol" w:hAnsi="Symbol" w:hint="default"/>
+        <w:sz w:val="20"/>
+      </w:rPr>
+    </w:lvl>
+    <w:lvl w:ilvl="1" w:tentative="1">
+      <w:start w:val="1"/>
+      <w:numFmt w:val="bullet"/>
+      <w:lvlText w:val="o"/>
+      <w:lvlJc w:val="left"/>
+      <w:pPr>
+        <w:tabs>
+          <w:tab w:val="num" w:pos="1440"/>
+        </w:tabs>
+        <w:ind w:left="1440" w:hanging="360"/>
+      </w:pPr>
+      <w:rPr>
+        <w:rFonts w:ascii="Courier New" w:hAnsi="Courier New" w:hint="default"/>
+        <w:sz w:val="20"/>
+      </w:rPr>
+    </w:lvl>
+    <w:lvl w:ilvl="2" w:tentative="1">
+      <w:start w:val="1"/>
+      <w:numFmt w:val="bullet"/>
+      <w:lvlText w:val=""/>
+      <w:lvlJc w:val="left"/>
+      <w:pPr>
+        <w:tabs>
+          <w:tab w:val="num" w:pos="2160"/>
+        </w:tabs>
+        <w:ind w:left="2160" w:hanging="360"/>
+      </w:pPr>
+      <w:rPr>
+        <w:rFonts w:ascii="Wingdings" w:hAnsi="Wingdings" w:hint="default"/>
+        <w:sz w:val="20"/>
+      </w:rPr>
+    </w:lvl>
+    <w:lvl w:ilvl="3" w:tentative="1">
+      <w:start w:val="1"/>
+      <w:numFmt w:val="bullet"/>
+      <w:lvlText w:val=""/>
+      <w:lvlJc w:val="left"/>
+      <w:pPr>
+        <w:tabs>
+          <w:tab w:val="num" w:pos="2880"/>
+        </w:tabs>
+        <w:ind w:left="2880" w:hanging="360"/>
+      </w:pPr>
+      <w:rPr>
+        <w:rFonts w:ascii="Wingdings" w:hAnsi="Wingdings" w:hint="default"/>
+        <w:sz w:val="20"/>
+      </w:rPr>
+    </w:lvl>
+    <w:lvl w:ilvl="4" w:tentative="1">
+      <w:start w:val="1"/>
+      <w:numFmt w:val="bullet"/>
+      <w:lvlText w:val=""/>
+      <w:lvlJc w:val="left"/>
+      <w:pPr>
+        <w:tabs>
+          <w:tab w:val="num" w:pos="3600"/>
+        </w:tabs>
+        <w:ind w:left="3600" w:hanging="360"/>
+      </w:pPr>
+      <w:rPr>
+        <w:rFonts w:ascii="Wingdings" w:hAnsi="Wingdings" w:hint="default"/>
+        <w:sz w:val="20"/>
+      </w:rPr>
+    </w:lvl>
+    <w:lvl w:ilvl="5" w:tentative="1">
+      <w:start w:val="1"/>
+      <w:numFmt w:val="bullet"/>
+      <w:lvlText w:val=""/>
+      <w:lvlJc w:val="left"/>
+      <w:pPr>
+        <w:tabs>
+          <w:tab w:val="num" w:pos="4320"/>
+        </w:tabs>
+        <w:ind w:left="4320" w:hanging="360"/>
+      </w:pPr>
+      <w:rPr>
+        <w:rFonts w:ascii="Wingdings" w:hAnsi="Wingdings" w:hint="default"/>
+        <w:sz w:val="20"/>
+      </w:rPr>
+    </w:lvl>
+    <w:lvl w:ilvl="6" w:tentative="1">
+      <w:start w:val="1"/>
+      <w:numFmt w:val="bullet"/>
+      <w:lvlText w:val=""/>
+      <w:lvlJc w:val="left"/>
+      <w:pPr>
+        <w:tabs>
+          <w:tab w:val="num" w:pos="5040"/>
+        </w:tabs>
+        <w:ind w:left="5040" w:hanging="360"/>
+      </w:pPr>
+      <w:rPr>
+        <w:rFonts w:ascii="Wingdings" w:hAnsi="Wingdings" w:hint="default"/>
+        <w:sz w:val="20"/>
+      </w:rPr>
+    </w:lvl>
+    <w:lvl w:ilvl="7" w:tentative="1">
+      <w:start w:val="1"/>
+      <w:numFmt w:val="bullet"/>
+      <w:lvlText w:val=""/>
+      <w:lvlJc w:val="left"/>
+      <w:pPr>
+        <w:tabs>
+          <w:tab w:val="num" w:pos="5760"/>
+        </w:tabs>
+        <w:ind w:left="5760" w:hanging="360"/>
+      </w:pPr>
+      <w:rPr>
+        <w:rFonts w:ascii="Wingdings" w:hAnsi="Wingdings" w:hint="default"/>
+        <w:sz w:val="20"/>
+      </w:rPr>
+    </w:lvl>
+    <w:lvl w:ilvl="8" w:tentative="1">
+      <w:start w:val="1"/>
+      <w:numFmt w:val="bullet"/>
+      <w:lvlText w:val=""/>
+      <w:lvlJc w:val="left"/>
+      <w:pPr>
+        <w:tabs>
+          <w:tab w:val="num" w:pos="6480"/>
+        </w:tabs>
+        <w:ind w:left="6480" w:hanging="360"/>
+      </w:pPr>
+      <w:rPr>
+        <w:rFonts w:ascii="Wingdings" w:hAnsi="Wingdings" w:hint="default"/>
+        <w:sz w:val="20"/>
+      </w:rPr>
+    </w:lvl>
+  </w:abstractNum>
+  <w:abstractNum w:abstractNumId="6" w15:restartNumberingAfterBreak="0">
+    <w:nsid w:val="58C42F0C"/>
+    <w:multiLevelType w:val="multilevel"/>
+    <w:tmpl w:val="33F47636"/>
+    <w:lvl w:ilvl="0">
+      <w:start w:val="4"/>
+      <w:numFmt w:val="decimal"/>
+      <w:lvlText w:val="%1."/>
+      <w:lvlJc w:val="left"/>
+      <w:pPr>
+        <w:tabs>
+          <w:tab w:val="num" w:pos="720"/>
+        </w:tabs>
+        <w:ind w:left="720" w:hanging="360"/>
+      </w:pPr>
+    </w:lvl>
+    <w:lvl w:ilvl="1" w:tentative="1">
+      <w:start w:val="1"/>
+      <w:numFmt w:val="decimal"/>
+      <w:lvlText w:val="%2."/>
+      <w:lvlJc w:val="left"/>
+      <w:pPr>
+        <w:tabs>
+          <w:tab w:val="num" w:pos="1440"/>
+        </w:tabs>
+        <w:ind w:left="1440" w:hanging="360"/>
+      </w:pPr>
+    </w:lvl>
+    <w:lvl w:ilvl="2" w:tentative="1">
+      <w:start w:val="1"/>
+      <w:numFmt w:val="decimal"/>
+      <w:lvlText w:val="%3."/>
+      <w:lvlJc w:val="left"/>
+      <w:pPr>
+        <w:tabs>
+          <w:tab w:val="num" w:pos="2160"/>
+        </w:tabs>
+        <w:ind w:left="2160" w:hanging="360"/>
+      </w:pPr>
+    </w:lvl>
+    <w:lvl w:ilvl="3" w:tentative="1">
+      <w:start w:val="1"/>
+      <w:numFmt w:val="decimal"/>
+      <w:lvlText w:val="%4."/>
+      <w:lvlJc w:val="left"/>
+      <w:pPr>
+        <w:tabs>
+          <w:tab w:val="num" w:pos="2880"/>
+        </w:tabs>
+        <w:ind w:left="2880" w:hanging="360"/>
+      </w:pPr>
+    </w:lvl>
+    <w:lvl w:ilvl="4" w:tentative="1">
+      <w:start w:val="1"/>
+      <w:numFmt w:val="decimal"/>
+      <w:lvlText w:val="%5."/>
+      <w:lvlJc w:val="left"/>
+      <w:pPr>
+        <w:tabs>
+          <w:tab w:val="num" w:pos="3600"/>
+        </w:tabs>
+        <w:ind w:left="3600" w:hanging="360"/>
+      </w:pPr>
+    </w:lvl>
+    <w:lvl w:ilvl="5" w:tentative="1">
+      <w:start w:val="1"/>
+      <w:numFmt w:val="decimal"/>
+      <w:lvlText w:val="%6."/>
+      <w:lvlJc w:val="left"/>
+      <w:pPr>
+        <w:tabs>
+          <w:tab w:val="num" w:pos="4320"/>
+        </w:tabs>
+        <w:ind w:left="4320" w:hanging="360"/>
+      </w:pPr>
+    </w:lvl>
+    <w:lvl w:ilvl="6" w:tentative="1">
+      <w:start w:val="1"/>
+      <w:numFmt w:val="decimal"/>
+      <w:lvlText w:val="%7."/>
+      <w:lvlJc w:val="left"/>
+      <w:pPr>
+        <w:tabs>
+          <w:tab w:val="num" w:pos="5040"/>
+        </w:tabs>
+        <w:ind w:left="5040" w:hanging="360"/>
+      </w:pPr>
+    </w:lvl>
+    <w:lvl w:ilvl="7" w:tentative="1">
+      <w:start w:val="1"/>
+      <w:numFmt w:val="decimal"/>
+      <w:lvlText w:val="%8."/>
+      <w:lvlJc w:val="left"/>
+      <w:pPr>
+        <w:tabs>
+          <w:tab w:val="num" w:pos="5760"/>
+        </w:tabs>
+        <w:ind w:left="5760" w:hanging="360"/>
+      </w:pPr>
+    </w:lvl>
+    <w:lvl w:ilvl="8" w:tentative="1">
+      <w:start w:val="1"/>
+      <w:numFmt w:val="decimal"/>
+      <w:lvlText w:val="%9."/>
+      <w:lvlJc w:val="left"/>
+      <w:pPr>
+        <w:tabs>
+          <w:tab w:val="num" w:pos="6480"/>
+        </w:tabs>
+        <w:ind w:left="6480" w:hanging="360"/>
+      </w:pPr>
+    </w:lvl>
+  </w:abstractNum>
+  <w:abstractNum w:abstractNumId="7" w15:restartNumberingAfterBreak="0">
+    <w:nsid w:val="67E20D48"/>
+    <w:multiLevelType w:val="multilevel"/>
+    <w:tmpl w:val="54EC55BA"/>
+    <w:lvl w:ilvl="0">
+      <w:start w:val="1"/>
+      <w:numFmt w:val="decimal"/>
+      <w:lvlText w:val="%1."/>
+      <w:lvlJc w:val="left"/>
+      <w:pPr>
+        <w:tabs>
+          <w:tab w:val="num" w:pos="720"/>
+        </w:tabs>
+        <w:ind w:left="720" w:hanging="360"/>
+      </w:pPr>
+    </w:lvl>
+    <w:lvl w:ilvl="1" w:tentative="1">
+      <w:start w:val="1"/>
+      <w:numFmt w:val="decimal"/>
+      <w:lvlText w:val="%2."/>
+      <w:lvlJc w:val="left"/>
+      <w:pPr>
+        <w:tabs>
+          <w:tab w:val="num" w:pos="1440"/>
+        </w:tabs>
+        <w:ind w:left="1440" w:hanging="360"/>
+      </w:pPr>
+    </w:lvl>
+    <w:lvl w:ilvl="2" w:tentative="1">
+      <w:start w:val="1"/>
+      <w:numFmt w:val="decimal"/>
+      <w:lvlText w:val="%3."/>
+      <w:lvlJc w:val="left"/>
+      <w:pPr>
+        <w:tabs>
+          <w:tab w:val="num" w:pos="2160"/>
+        </w:tabs>
+        <w:ind w:left="2160" w:hanging="360"/>
+      </w:pPr>
+    </w:lvl>
+    <w:lvl w:ilvl="3" w:tentative="1">
+      <w:start w:val="1"/>
+      <w:numFmt w:val="decimal"/>
+      <w:lvlText w:val="%4."/>
+      <w:lvlJc w:val="left"/>
+      <w:pPr>
+        <w:tabs>
+          <w:tab w:val="num" w:pos="2880"/>
+        </w:tabs>
+        <w:ind w:left="2880" w:hanging="360"/>
+      </w:pPr>
+    </w:lvl>
+    <w:lvl w:ilvl="4" w:tentative="1">
+      <w:start w:val="1"/>
+      <w:numFmt w:val="decimal"/>
+      <w:lvlText w:val="%5."/>
+      <w:lvlJc w:val="left"/>
+      <w:pPr>
+        <w:tabs>
+          <w:tab w:val="num" w:pos="3600"/>
+        </w:tabs>
+        <w:ind w:left="3600" w:hanging="360"/>
+      </w:pPr>
+    </w:lvl>
+    <w:lvl w:ilvl="5" w:tentative="1">
+      <w:start w:val="1"/>
+      <w:numFmt w:val="decimal"/>
+      <w:lvlText w:val="%6."/>
+      <w:lvlJc w:val="left"/>
+      <w:pPr>
+        <w:tabs>
+          <w:tab w:val="num" w:pos="4320"/>
+        </w:tabs>
+        <w:ind w:left="4320" w:hanging="360"/>
+      </w:pPr>
+    </w:lvl>
+    <w:lvl w:ilvl="6" w:tentative="1">
+      <w:start w:val="1"/>
+      <w:numFmt w:val="decimal"/>
+      <w:lvlText w:val="%7."/>
+      <w:lvlJc w:val="left"/>
+      <w:pPr>
+        <w:tabs>
+          <w:tab w:val="num" w:pos="5040"/>
+        </w:tabs>
+        <w:ind w:left="5040" w:hanging="360"/>
+      </w:pPr>
+    </w:lvl>
+    <w:lvl w:ilvl="7" w:tentative="1">
+      <w:start w:val="1"/>
+      <w:numFmt w:val="decimal"/>
+      <w:lvlText w:val="%8."/>
+      <w:lvlJc w:val="left"/>
+      <w:pPr>
+        <w:tabs>
+          <w:tab w:val="num" w:pos="5760"/>
+        </w:tabs>
+        <w:ind w:left="5760" w:hanging="360"/>
+      </w:pPr>
+    </w:lvl>
+    <w:lvl w:ilvl="8" w:tentative="1">
+      <w:start w:val="1"/>
+      <w:numFmt w:val="decimal"/>
+      <w:lvlText w:val="%9."/>
+      <w:lvlJc w:val="left"/>
+      <w:pPr>
+        <w:tabs>
+          <w:tab w:val="num" w:pos="6480"/>
+        </w:tabs>
+        <w:ind w:left="6480" w:hanging="360"/>
+      </w:pPr>
+    </w:lvl>
+  </w:abstractNum>
+  <w:abstractNum w:abstractNumId="8" w15:restartNumberingAfterBreak="0">
+    <w:nsid w:val="79F56BD1"/>
+    <w:multiLevelType w:val="multilevel"/>
+    <w:tmpl w:val="EC2C06E0"/>
+    <w:lvl w:ilvl="0">
+      <w:start w:val="2"/>
+      <w:numFmt w:val="decimal"/>
+      <w:lvlText w:val="%1."/>
+      <w:lvlJc w:val="left"/>
+      <w:pPr>
+        <w:tabs>
+          <w:tab w:val="num" w:pos="720"/>
+        </w:tabs>
+        <w:ind w:left="720" w:hanging="360"/>
+      </w:pPr>
+    </w:lvl>
+    <w:lvl w:ilvl="1" w:tentative="1">
+      <w:start w:val="1"/>
+      <w:numFmt w:val="decimal"/>
+      <w:lvlText w:val="%2."/>
+      <w:lvlJc w:val="left"/>
+      <w:pPr>
+        <w:tabs>
+          <w:tab w:val="num" w:pos="1440"/>
+        </w:tabs>
+        <w:ind w:left="1440" w:hanging="360"/>
+      </w:pPr>
+    </w:lvl>
+    <w:lvl w:ilvl="2" w:tentative="1">
+      <w:start w:val="1"/>
+      <w:numFmt w:val="decimal"/>
+      <w:lvlText w:val="%3."/>
+      <w:lvlJc w:val="left"/>
+      <w:pPr>
+        <w:tabs>
+          <w:tab w:val="num" w:pos="2160"/>
+        </w:tabs>
+        <w:ind w:left="2160" w:hanging="360"/>
+      </w:pPr>
+    </w:lvl>
+    <w:lvl w:ilvl="3" w:tentative="1">
+      <w:start w:val="1"/>
+      <w:numFmt w:val="decimal"/>
+      <w:lvlText w:val="%4."/>
+      <w:lvlJc w:val="left"/>
+      <w:pPr>
+        <w:tabs>
+          <w:tab w:val="num" w:pos="2880"/>
+        </w:tabs>
+        <w:ind w:left="2880" w:hanging="360"/>
+      </w:pPr>
+    </w:lvl>
+    <w:lvl w:ilvl="4" w:tentative="1">
+      <w:start w:val="1"/>
+      <w:numFmt w:val="decimal"/>
+      <w:lvlText w:val="%5."/>
+      <w:lvlJc w:val="left"/>
+      <w:pPr>
+        <w:tabs>
+          <w:tab w:val="num" w:pos="3600"/>
+        </w:tabs>
+        <w:ind w:left="3600" w:hanging="360"/>
+      </w:pPr>
+    </w:lvl>
+    <w:lvl w:ilvl="5" w:tentative="1">
+      <w:start w:val="1"/>
+      <w:numFmt w:val="decimal"/>
+      <w:lvlText w:val="%6."/>
+      <w:lvlJc w:val="left"/>
+      <w:pPr>
+        <w:tabs>
+          <w:tab w:val="num" w:pos="4320"/>
+        </w:tabs>
+        <w:ind w:left="4320" w:hanging="360"/>
+      </w:pPr>
+    </w:lvl>
+    <w:lvl w:ilvl="6" w:tentative="1">
+      <w:start w:val="1"/>
+      <w:numFmt w:val="decimal"/>
+      <w:lvlText w:val="%7."/>
+      <w:lvlJc w:val="left"/>
+      <w:pPr>
+        <w:tabs>
+          <w:tab w:val="num" w:pos="5040"/>
+        </w:tabs>
+        <w:ind w:left="5040" w:hanging="360"/>
+      </w:pPr>
+    </w:lvl>
+    <w:lvl w:ilvl="7" w:tentative="1">
+      <w:start w:val="1"/>
+      <w:numFmt w:val="decimal"/>
+      <w:lvlText w:val="%8."/>
+      <w:lvlJc w:val="left"/>
+      <w:pPr>
+        <w:tabs>
+          <w:tab w:val="num" w:pos="5760"/>
+        </w:tabs>
+        <w:ind w:left="5760" w:hanging="360"/>
+      </w:pPr>
+    </w:lvl>
+    <w:lvl w:ilvl="8" w:tentative="1">
+      <w:start w:val="1"/>
+      <w:numFmt w:val="decimal"/>
+      <w:lvlText w:val="%9."/>
+      <w:lvlJc w:val="left"/>
+      <w:pPr>
+        <w:tabs>
+          <w:tab w:val="num" w:pos="6480"/>
+        </w:tabs>
+        <w:ind w:left="6480" w:hanging="360"/>
+      </w:pPr>
+    </w:lvl>
+  </w:abstractNum>
   <w:num w:numId="1" w16cid:durableId="1412116509">
+    <w:abstractNumId w:val="2"/>
+  </w:num>
+  <w:num w:numId="2" w16cid:durableId="1489861203">
+    <w:abstractNumId w:val="3"/>
+  </w:num>
+  <w:num w:numId="3" w16cid:durableId="577905458">
+    <w:abstractNumId w:val="1"/>
+  </w:num>
+  <w:num w:numId="4" w16cid:durableId="121778045">
+    <w:abstractNumId w:val="8"/>
+  </w:num>
+  <w:num w:numId="5" w16cid:durableId="786463063">
     <w:abstractNumId w:val="0"/>
+  </w:num>
+  <w:num w:numId="6" w16cid:durableId="726684561">
+    <w:abstractNumId w:val="6"/>
+  </w:num>
+  <w:num w:numId="7" w16cid:durableId="1704332019">
+    <w:abstractNumId w:val="4"/>
+  </w:num>
+  <w:num w:numId="8" w16cid:durableId="318073201">
+    <w:abstractNumId w:val="5"/>
+  </w:num>
+  <w:num w:numId="9" w16cid:durableId="660696533">
+    <w:abstractNumId w:val="7"/>
   </w:num>
 </w:numbering>
 </file>
